--- a/class22-7oct/Error Handling blocks rescue always in ansible.docx
+++ b/class22-7oct/Error Handling blocks rescue always in ansible.docx
@@ -82,19 +82,7 @@
           <w:lang w:eastAsia="en-GB"/>
           <w14:ligatures w14:val="none"/>
         </w:rPr>
-        <w:t>i</w:t>
-      </w:r>
-      <w:r>
-        <w:rPr>
-          <w:rFonts w:ascii="Courier New" w:eastAsia="Times New Roman" w:hAnsi="Courier New" w:cs="Courier New"/>
-          <w:color w:val="EE0000"/>
-          <w:kern w:val="0"/>
-          <w:sz w:val="20"/>
-          <w:szCs w:val="20"/>
-          <w:lang w:eastAsia="en-GB"/>
-          <w14:ligatures w14:val="none"/>
-        </w:rPr>
-        <w:t>gnore_errors: yes</w:t>
+        <w:t>ignore_errors: yes</w:t>
       </w:r>
       <w:r>
         <w:rPr>
@@ -1175,13 +1163,15 @@
       </w:pPr>
       <w:r>
         <w:rPr>
-          <w:rFonts w:ascii="Times New Roman" w:eastAsia="Times New Roman" w:hAnsi="Times New Roman" w:cs="Times New Roman"/>
           <w:noProof/>
-          <w:kern w:val="0"/>
-          <w:lang w:eastAsia="en-GB"/>
-        </w:rPr>
-        <w:pict w14:anchorId="3DAE8EA3">
-          <v:rect id="_x0000_i1037" alt="" style="width:451.3pt;height:.05pt;mso-width-percent:0;mso-height-percent:0;mso-width-percent:0;mso-height-percent:0" o:hralign="center" o:hrstd="t" o:hr="t" fillcolor="#a0a0a0" stroked="f"/>
+        </w:rPr>
+      </w:r>
+      <w:r>
+        <w:pict w14:anchorId="7F6F5E25">
+          <v:rect id="Horizontal Line 1" o:spid="_x0000_s1036" style="width:451.3pt;height:.05pt;visibility:visible;mso-wrap-style:square;mso-left-percent:-10001;mso-top-percent:-10001;mso-position-horizontal:absolute;mso-position-horizontal-relative:char;mso-position-vertical:absolute;mso-position-vertical-relative:line;mso-left-percent:-10001;mso-top-percent:-10001;v-text-anchor:top" o:gfxdata="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" filled="f">
+            <o:lock v:ext="edit" rotation="t" aspectratio="t" verticies="t" text="t" shapetype="t"/>
+            <w10:anchorlock/>
+          </v:rect>
         </w:pict>
       </w:r>
     </w:p>
@@ -2437,13 +2427,15 @@
       </w:pPr>
       <w:r>
         <w:rPr>
-          <w:rFonts w:ascii="Times New Roman" w:eastAsia="Times New Roman" w:hAnsi="Times New Roman" w:cs="Times New Roman"/>
           <w:noProof/>
-          <w:kern w:val="0"/>
-          <w:lang w:eastAsia="en-GB"/>
-        </w:rPr>
-        <w:pict w14:anchorId="2B2AEB75">
-          <v:rect id="_x0000_i1036" style="width:0;height:1.5pt" o:hralign="center" o:hrstd="t" o:hr="t" fillcolor="#a0a0a0" stroked="f"/>
+        </w:rPr>
+      </w:r>
+      <w:r>
+        <w:pict w14:anchorId="4DEA3455">
+          <v:rect id="Horizontal Line 2" o:spid="_x0000_s1035" style="width:451.3pt;height:1.1pt;visibility:visible;mso-wrap-style:square;mso-left-percent:-10001;mso-top-percent:-10001;mso-position-horizontal:absolute;mso-position-horizontal-relative:char;mso-position-vertical:absolute;mso-position-vertical-relative:line;mso-left-percent:-10001;mso-top-percent:-10001;v-text-anchor:top" o:gfxdata="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" filled="f">
+            <o:lock v:ext="edit" rotation="t" aspectratio="t" verticies="t" text="t" shapetype="t"/>
+            <w10:anchorlock/>
+          </v:rect>
         </w:pict>
       </w:r>
     </w:p>
@@ -2701,13 +2693,15 @@
       </w:pPr>
       <w:r>
         <w:rPr>
-          <w:rFonts w:ascii="Times New Roman" w:eastAsia="Times New Roman" w:hAnsi="Times New Roman" w:cs="Times New Roman"/>
           <w:noProof/>
-          <w:kern w:val="0"/>
-          <w:lang w:eastAsia="en-GB"/>
-        </w:rPr>
-        <w:pict w14:anchorId="2EC8536D">
-          <v:rect id="_x0000_i1035" style="width:0;height:1.5pt" o:hralign="center" o:hrstd="t" o:hr="t" fillcolor="#a0a0a0" stroked="f"/>
+        </w:rPr>
+      </w:r>
+      <w:r>
+        <w:pict w14:anchorId="64E7E083">
+          <v:rect id="Horizontal Line 3" o:spid="_x0000_s1034" style="width:451.3pt;height:1.1pt;visibility:visible;mso-wrap-style:square;mso-left-percent:-10001;mso-top-percent:-10001;mso-position-horizontal:absolute;mso-position-horizontal-relative:char;mso-position-vertical:absolute;mso-position-vertical-relative:line;mso-left-percent:-10001;mso-top-percent:-10001;v-text-anchor:top" o:gfxdata="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" filled="f">
+            <o:lock v:ext="edit" rotation="t" aspectratio="t" verticies="t" text="t" shapetype="t"/>
+            <w10:anchorlock/>
+          </v:rect>
         </w:pict>
       </w:r>
     </w:p>
@@ -4353,23 +4347,84 @@
     </w:p>
     <w:p>
       <w:pPr>
-        <w:spacing w:after="0" w:line="240" w:lineRule="auto"/>
-        <w:rPr>
-          <w:rFonts w:ascii="Times New Roman" w:eastAsia="Times New Roman" w:hAnsi="Times New Roman" w:cs="Times New Roman"/>
-          <w:kern w:val="0"/>
-          <w:lang w:eastAsia="en-GB"/>
-          <w14:ligatures w14:val="none"/>
-        </w:rPr>
-      </w:pPr>
-      <w:r>
-        <w:rPr>
-          <w:rFonts w:ascii="Times New Roman" w:eastAsia="Times New Roman" w:hAnsi="Times New Roman" w:cs="Times New Roman"/>
+        <w:spacing w:before="100" w:beforeAutospacing="1" w:after="100" w:afterAutospacing="1" w:line="240" w:lineRule="auto"/>
+        <w:rPr>
+          <w:rFonts w:ascii="Times New Roman" w:eastAsia="Times New Roman" w:hAnsi="Times New Roman" w:cs="Times New Roman"/>
+          <w:kern w:val="0"/>
+          <w:lang w:eastAsia="en-GB"/>
+          <w14:ligatures w14:val="none"/>
+        </w:rPr>
+      </w:pPr>
+    </w:p>
+    <w:p>
+      <w:pPr>
+        <w:spacing w:before="100" w:beforeAutospacing="1" w:after="100" w:afterAutospacing="1" w:line="240" w:lineRule="auto"/>
+        <w:rPr>
+          <w:rFonts w:ascii="Times New Roman" w:eastAsia="Times New Roman" w:hAnsi="Times New Roman" w:cs="Times New Roman"/>
+          <w:kern w:val="0"/>
+          <w:lang w:eastAsia="en-GB"/>
+          <w14:ligatures w14:val="none"/>
+        </w:rPr>
+      </w:pPr>
+      <w:r>
+        <w:rPr>
+          <w:rFonts w:ascii="Times New Roman" w:eastAsia="Times New Roman" w:hAnsi="Times New Roman" w:cs="Times New Roman"/>
+          <w:kern w:val="0"/>
+          <w:highlight w:val="yellow"/>
+          <w:lang w:eastAsia="en-GB"/>
+          <w14:ligatures w14:val="none"/>
+        </w:rPr>
+        <w:t>Copy the file to the node :</w:t>
+      </w:r>
+      <w:r>
+        <w:rPr>
+          <w:rFonts w:ascii="Times New Roman" w:eastAsia="Times New Roman" w:hAnsi="Times New Roman" w:cs="Times New Roman"/>
+          <w:kern w:val="0"/>
+          <w:lang w:eastAsia="en-GB"/>
+          <w14:ligatures w14:val="none"/>
+        </w:rPr>
+        <w:br/>
+      </w:r>
+      <w:r>
+        <w:rPr>
+          <w:rFonts w:ascii="Times New Roman" w:eastAsia="Times New Roman" w:hAnsi="Times New Roman" w:cs="Times New Roman"/>
+          <w:kern w:val="0"/>
+          <w:lang w:eastAsia="en-GB"/>
+          <w14:ligatures w14:val="none"/>
+        </w:rPr>
+        <w:br/>
+      </w:r>
+      <w:r>
+        <w:rPr>
+          <w:rFonts w:ascii="Times New Roman" w:eastAsia="Times New Roman" w:hAnsi="Times New Roman" w:cs="Times New Roman"/>
+          <w:kern w:val="0"/>
+          <w:lang w:eastAsia="en-GB"/>
+          <w14:ligatures w14:val="none"/>
+        </w:rPr>
+        <w:t>ansible all -m copy -a "src=/tmp/backup.sh dest=/tmp/backup.sh mode=0755"</w:t>
+      </w:r>
+    </w:p>
+    <w:p>
+      <w:pPr>
+        <w:spacing w:after="0" w:line="240" w:lineRule="auto"/>
+        <w:rPr>
+          <w:rFonts w:ascii="Times New Roman" w:eastAsia="Times New Roman" w:hAnsi="Times New Roman" w:cs="Times New Roman"/>
+          <w:kern w:val="0"/>
+          <w:lang w:eastAsia="en-GB"/>
+          <w14:ligatures w14:val="none"/>
+        </w:rPr>
+      </w:pPr>
+      <w:r>
+        <w:rPr>
           <w:noProof/>
-          <w:kern w:val="0"/>
-          <w:lang w:eastAsia="en-GB"/>
-        </w:rPr>
-        <w:pict w14:anchorId="69D90EC8">
-          <v:rect id="_x0000_i1034" alt="" style="width:451.3pt;height:.05pt;mso-width-percent:0;mso-height-percent:0;mso-width-percent:0;mso-height-percent:0" o:hralign="center" o:hrstd="t" o:hr="t" fillcolor="#a0a0a0" stroked="f"/>
+        </w:rPr>
+      </w:r>
+      <w:r>
+        <w:pict w14:anchorId="127CAE60">
+          <v:rect id="Horizontal Line 4" o:spid="_x0000_s1033" style="width:451.3pt;height:.05pt;visibility:visible;mso-wrap-style:square;mso-left-percent:-10001;mso-top-percent:-10001;mso-position-horizontal:absolute;mso-position-horizontal-relative:char;mso-position-vertical:absolute;mso-position-vertical-relative:line;mso-left-percent:-10001;mso-top-percent:-10001;v-text-anchor:top" o:gfxdata="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" filled="f">
+            <o:lock v:ext="edit" rotation="t" aspectratio="t" verticies="t" text="t" shapetype="t"/>
+            <w10:anchorlock/>
+          </v:rect>
         </w:pict>
       </w:r>
     </w:p>
@@ -4629,6 +4684,7 @@
           <w:lang w:eastAsia="en-GB"/>
           <w14:ligatures w14:val="none"/>
         </w:rPr>
+        <w:lastRenderedPageBreak/>
         <w:t xml:space="preserve">  become: yes</w:t>
       </w:r>
     </w:p>
@@ -5109,7 +5165,7 @@
           <w:kern w:val="0"/>
           <w:lang w:eastAsia="en-GB"/>
         </w:rPr>
-        <w:pict w14:anchorId="599E2A6F">
+        <w:pict w14:anchorId="57EF1298">
           <v:rect id="_x0000_i1033" alt="" style="width:451.3pt;height:.05pt;mso-width-percent:0;mso-height-percent:0;mso-width-percent:0;mso-height-percent:0" o:hralign="center" o:hrstd="t" o:hr="t" fillcolor="#a0a0a0" stroked="f"/>
         </w:pict>
       </w:r>
@@ -5538,7 +5594,94 @@
           <w:lang w:eastAsia="en-GB"/>
           <w14:ligatures w14:val="none"/>
         </w:rPr>
-        <w:t>skipping</w:t>
+        <w:t>S</w:t>
+      </w:r>
+      <w:r>
+        <w:rPr>
+          <w:rFonts w:ascii="Courier New" w:eastAsia="Times New Roman" w:hAnsi="Courier New" w:cs="Courier New"/>
+          <w:kern w:val="0"/>
+          <w:sz w:val="20"/>
+          <w:szCs w:val="20"/>
+          <w:lang w:eastAsia="en-GB"/>
+          <w14:ligatures w14:val="none"/>
+        </w:rPr>
+        <w:t>kipping</w:t>
+      </w:r>
+    </w:p>
+    <w:p>
+      <w:pPr>
+        <w:tabs>
+          <w:tab w:val="left" w:pos="916"/>
+          <w:tab w:val="left" w:pos="1832"/>
+          <w:tab w:val="left" w:pos="2748"/>
+          <w:tab w:val="left" w:pos="3664"/>
+          <w:tab w:val="left" w:pos="4580"/>
+          <w:tab w:val="left" w:pos="5496"/>
+          <w:tab w:val="left" w:pos="6412"/>
+          <w:tab w:val="left" w:pos="7328"/>
+          <w:tab w:val="left" w:pos="8244"/>
+          <w:tab w:val="left" w:pos="9160"/>
+          <w:tab w:val="left" w:pos="10076"/>
+          <w:tab w:val="left" w:pos="10992"/>
+          <w:tab w:val="left" w:pos="11908"/>
+          <w:tab w:val="left" w:pos="12824"/>
+          <w:tab w:val="left" w:pos="13740"/>
+          <w:tab w:val="left" w:pos="14656"/>
+        </w:tabs>
+        <w:spacing w:after="0" w:line="240" w:lineRule="auto"/>
+        <w:rPr>
+          <w:rFonts w:ascii="Courier New" w:eastAsia="Times New Roman" w:hAnsi="Courier New" w:cs="Courier New"/>
+          <w:kern w:val="0"/>
+          <w:sz w:val="20"/>
+          <w:szCs w:val="20"/>
+          <w:lang w:eastAsia="en-GB"/>
+          <w14:ligatures w14:val="none"/>
+        </w:rPr>
+      </w:pPr>
+      <w:r>
+        <w:rPr>
+          <w:rFonts w:ascii="Courier New" w:eastAsia="Times New Roman" w:hAnsi="Courier New" w:cs="Courier New"/>
+          <w:kern w:val="0"/>
+          <w:sz w:val="20"/>
+          <w:szCs w:val="20"/>
+          <w:lang w:eastAsia="en-GB"/>
+          <w14:ligatures w14:val="none"/>
+        </w:rPr>
+        <w:drawing>
+          <wp:inline distT="0" distB="0" distL="0" distR="0" wp14:anchorId="3D77ECBC" wp14:editId="2607AC71">
+            <wp:extent cx="5731510" cy="1341755"/>
+            <wp:effectExtent l="0" t="0" r="0" b="4445"/>
+            <wp:docPr id="761770295" name="Picture 1"/>
+            <wp:cNvGraphicFramePr>
+              <a:graphicFrameLocks xmlns:a="http://schemas.openxmlformats.org/drawingml/2006/main" noChangeAspect="1"/>
+            </wp:cNvGraphicFramePr>
+            <a:graphic xmlns:a="http://schemas.openxmlformats.org/drawingml/2006/main">
+              <a:graphicData uri="http://schemas.openxmlformats.org/drawingml/2006/picture">
+                <pic:pic xmlns:pic="http://schemas.openxmlformats.org/drawingml/2006/picture">
+                  <pic:nvPicPr>
+                    <pic:cNvPr id="761770295" name=""/>
+                    <pic:cNvPicPr/>
+                  </pic:nvPicPr>
+                  <pic:blipFill>
+                    <a:blip r:embed="rId5"/>
+                    <a:stretch>
+                      <a:fillRect/>
+                    </a:stretch>
+                  </pic:blipFill>
+                  <pic:spPr>
+                    <a:xfrm>
+                      <a:off x="0" y="0"/>
+                      <a:ext cx="5731510" cy="1341755"/>
+                    </a:xfrm>
+                    <a:prstGeom prst="rect">
+                      <a:avLst/>
+                    </a:prstGeom>
+                  </pic:spPr>
+                </pic:pic>
+              </a:graphicData>
+            </a:graphic>
+          </wp:inline>
+        </w:drawing>
       </w:r>
     </w:p>
     <w:p>
@@ -5876,13 +6019,15 @@
       </w:pPr>
       <w:r>
         <w:rPr>
-          <w:rFonts w:ascii="Times New Roman" w:eastAsia="Times New Roman" w:hAnsi="Times New Roman" w:cs="Times New Roman"/>
           <w:noProof/>
-          <w:kern w:val="0"/>
-          <w:lang w:eastAsia="en-GB"/>
-        </w:rPr>
-        <w:pict w14:anchorId="2EE1F2C1">
-          <v:rect id="_x0000_i1032" style="width:0;height:1.5pt" o:hralign="center" o:hrstd="t" o:hr="t" fillcolor="#a0a0a0" stroked="f"/>
+        </w:rPr>
+      </w:r>
+      <w:r>
+        <w:pict w14:anchorId="67B0B746">
+          <v:rect id="Horizontal Line 6" o:spid="_x0000_s1032" style="width:451.3pt;height:1.1pt;visibility:visible;mso-wrap-style:square;mso-left-percent:-10001;mso-top-percent:-10001;mso-position-horizontal:absolute;mso-position-horizontal-relative:char;mso-position-vertical:absolute;mso-position-vertical-relative:line;mso-left-percent:-10001;mso-top-percent:-10001;v-text-anchor:top" o:gfxdata="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" filled="f">
+            <o:lock v:ext="edit" rotation="t" aspectratio="t" verticies="t" text="t" shapetype="t"/>
+            <w10:anchorlock/>
+          </v:rect>
         </w:pict>
       </w:r>
     </w:p>
@@ -5925,6 +6070,7 @@
           <w:lang w:eastAsia="en-GB"/>
           <w14:ligatures w14:val="none"/>
         </w:rPr>
+        <w:lastRenderedPageBreak/>
         <w:t>changed_when</w:t>
       </w:r>
     </w:p>
@@ -5938,14 +6084,7 @@
           <w:rStyle w:val="HTMLCode"/>
           <w:rFonts w:eastAsiaTheme="minorHAnsi"/>
         </w:rPr>
-        <w:t>c</w:t>
-      </w:r>
-      <w:r>
-        <w:rPr>
-          <w:rStyle w:val="HTMLCode"/>
-          <w:rFonts w:eastAsiaTheme="minorHAnsi"/>
-        </w:rPr>
-        <w:t>hanged_when</w:t>
+        <w:t>changed_when</w:t>
       </w:r>
       <w:r>
         <w:t xml:space="preserve"> lets you tell Ansible whether a task should be considered changed or unchanged.</w:t>
@@ -6101,7 +6240,6 @@
           <w:lang w:eastAsia="en-GB"/>
           <w14:ligatures w14:val="none"/>
         </w:rPr>
-        <w:lastRenderedPageBreak/>
         <w:t>Run it:</w:t>
       </w:r>
     </w:p>
@@ -6144,7 +6282,7 @@
           <w:lang w:eastAsia="en-GB"/>
           <w14:ligatures w14:val="none"/>
         </w:rPr>
-        <w:t>ansible-playbook -i hosts.ini check.yml</w:t>
+        <w:t>ansible-playbook check.yml</w:t>
       </w:r>
     </w:p>
     <w:p>
@@ -6739,6 +6877,7 @@
           <w:lang w:eastAsia="en-GB"/>
           <w14:ligatures w14:val="none"/>
         </w:rPr>
+        <w:lastRenderedPageBreak/>
         <w:t>Use:</w:t>
       </w:r>
     </w:p>
@@ -7252,7 +7391,6 @@
           <w:lang w:eastAsia="en-GB"/>
           <w14:ligatures w14:val="none"/>
         </w:rPr>
-        <w:lastRenderedPageBreak/>
         <w:t xml:space="preserve">      ansible.builtin.debug:</w:t>
       </w:r>
     </w:p>
@@ -7310,13 +7448,15 @@
       </w:pPr>
       <w:r>
         <w:rPr>
-          <w:rFonts w:ascii="Times New Roman" w:eastAsia="Times New Roman" w:hAnsi="Times New Roman" w:cs="Times New Roman"/>
           <w:noProof/>
-          <w:kern w:val="0"/>
-          <w:lang w:eastAsia="en-GB"/>
-        </w:rPr>
-        <w:pict w14:anchorId="359597BA">
-          <v:rect id="_x0000_i1031" alt="" style="width:451.3pt;height:.05pt;mso-width-percent:0;mso-height-percent:0;mso-width-percent:0;mso-height-percent:0" o:hralign="center" o:hrstd="t" o:hr="t" fillcolor="#a0a0a0" stroked="f"/>
+        </w:rPr>
+      </w:r>
+      <w:r>
+        <w:pict w14:anchorId="192D68E9">
+          <v:rect id="Horizontal Line 7" o:spid="_x0000_s1031" style="width:451.3pt;height:.05pt;visibility:visible;mso-wrap-style:square;mso-left-percent:-10001;mso-top-percent:-10001;mso-position-horizontal:absolute;mso-position-horizontal-relative:char;mso-position-vertical:absolute;mso-position-vertical-relative:line;mso-left-percent:-10001;mso-top-percent:-10001;v-text-anchor:top" o:gfxdata="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" filled="f">
+            <o:lock v:ext="edit" rotation="t" aspectratio="t" verticies="t" text="t" shapetype="t"/>
+            <w10:anchorlock/>
+          </v:rect>
         </w:pict>
       </w:r>
     </w:p>
@@ -8369,13 +8509,15 @@
       </w:pPr>
       <w:r>
         <w:rPr>
-          <w:rFonts w:ascii="Times New Roman" w:eastAsia="Times New Roman" w:hAnsi="Times New Roman" w:cs="Times New Roman"/>
           <w:noProof/>
-          <w:kern w:val="0"/>
-          <w:lang w:eastAsia="en-GB"/>
-        </w:rPr>
-        <w:pict w14:anchorId="1E37541A">
-          <v:rect id="_x0000_i1030" alt="" style="width:451.3pt;height:.05pt;mso-width-percent:0;mso-height-percent:0;mso-width-percent:0;mso-height-percent:0" o:hralign="center" o:hrstd="t" o:hr="t" fillcolor="#a0a0a0" stroked="f"/>
+        </w:rPr>
+      </w:r>
+      <w:r>
+        <w:pict w14:anchorId="42F77FF9">
+          <v:rect id="Horizontal Line 8" o:spid="_x0000_s1030" style="width:451.3pt;height:.05pt;visibility:visible;mso-wrap-style:square;mso-left-percent:-10001;mso-top-percent:-10001;mso-position-horizontal:absolute;mso-position-horizontal-relative:char;mso-position-vertical:absolute;mso-position-vertical-relative:line;mso-left-percent:-10001;mso-top-percent:-10001;v-text-anchor:top" o:gfxdata="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" filled="f">
+            <o:lock v:ext="edit" rotation="t" aspectratio="t" verticies="t" text="t" shapetype="t"/>
+            <w10:anchorlock/>
+          </v:rect>
         </w:pict>
       </w:r>
     </w:p>
@@ -9298,13 +9440,15 @@
       </w:pPr>
       <w:r>
         <w:rPr>
-          <w:rFonts w:ascii="Times New Roman" w:eastAsia="Times New Roman" w:hAnsi="Times New Roman" w:cs="Times New Roman"/>
           <w:noProof/>
-          <w:kern w:val="0"/>
-          <w:lang w:eastAsia="en-GB"/>
-        </w:rPr>
-        <w:pict w14:anchorId="00B05619">
-          <v:rect id="_x0000_i1029" alt="" style="width:451.3pt;height:.05pt;mso-width-percent:0;mso-height-percent:0;mso-width-percent:0;mso-height-percent:0" o:hralign="center" o:hrstd="t" o:hr="t" fillcolor="#a0a0a0" stroked="f"/>
+        </w:rPr>
+      </w:r>
+      <w:r>
+        <w:pict w14:anchorId="2521E4E7">
+          <v:rect id="Horizontal Line 9" o:spid="_x0000_s1029" style="width:451.3pt;height:.05pt;visibility:visible;mso-wrap-style:square;mso-left-percent:-10001;mso-top-percent:-10001;mso-position-horizontal:absolute;mso-position-horizontal-relative:char;mso-position-vertical:absolute;mso-position-vertical-relative:line;mso-left-percent:-10001;mso-top-percent:-10001;v-text-anchor:top" o:gfxdata="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" filled="f">
+            <o:lock v:ext="edit" rotation="t" aspectratio="t" verticies="t" text="t" shapetype="t"/>
+            <w10:anchorlock/>
+          </v:rect>
         </w:pict>
       </w:r>
     </w:p>
@@ -11204,13 +11348,15 @@
       </w:pPr>
       <w:r>
         <w:rPr>
-          <w:rFonts w:ascii="Times New Roman" w:eastAsia="Times New Roman" w:hAnsi="Times New Roman" w:cs="Times New Roman"/>
           <w:noProof/>
-          <w:kern w:val="0"/>
-          <w:lang w:eastAsia="en-GB"/>
-        </w:rPr>
-        <w:pict w14:anchorId="794DFE1A">
-          <v:rect id="_x0000_i1028" style="width:0;height:1.5pt" o:hralign="center" o:hrstd="t" o:hr="t" fillcolor="#a0a0a0" stroked="f"/>
+        </w:rPr>
+      </w:r>
+      <w:r>
+        <w:pict w14:anchorId="4C97F3B7">
+          <v:rect id="Horizontal Line 10" o:spid="_x0000_s1028" style="width:451.3pt;height:1.1pt;visibility:visible;mso-wrap-style:square;mso-left-percent:-10001;mso-top-percent:-10001;mso-position-horizontal:absolute;mso-position-horizontal-relative:char;mso-position-vertical:absolute;mso-position-vertical-relative:line;mso-left-percent:-10001;mso-top-percent:-10001;v-text-anchor:top" o:gfxdata="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" filled="f">
+            <o:lock v:ext="edit" rotation="t" aspectratio="t" verticies="t" text="t" shapetype="t"/>
+            <w10:anchorlock/>
+          </v:rect>
         </w:pict>
       </w:r>
     </w:p>
@@ -12873,13 +13019,15 @@
       </w:pPr>
       <w:r>
         <w:rPr>
-          <w:rFonts w:ascii="Times New Roman" w:eastAsia="Times New Roman" w:hAnsi="Times New Roman" w:cs="Times New Roman"/>
           <w:noProof/>
-          <w:kern w:val="0"/>
-          <w:lang w:eastAsia="en-GB"/>
-        </w:rPr>
-        <w:pict w14:anchorId="61D437B7">
-          <v:rect id="_x0000_i1027" style="width:0;height:1.5pt" o:hralign="center" o:hrstd="t" o:hr="t" fillcolor="#a0a0a0" stroked="f"/>
+        </w:rPr>
+      </w:r>
+      <w:r>
+        <w:pict w14:anchorId="175DF029">
+          <v:rect id="Horizontal Line 11" o:spid="_x0000_s1027" style="width:451.3pt;height:1.1pt;visibility:visible;mso-wrap-style:square;mso-left-percent:-10001;mso-top-percent:-10001;mso-position-horizontal:absolute;mso-position-horizontal-relative:char;mso-position-vertical:absolute;mso-position-vertical-relative:line;mso-left-percent:-10001;mso-top-percent:-10001;v-text-anchor:top" o:gfxdata="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" filled="f">
+            <o:lock v:ext="edit" rotation="t" aspectratio="t" verticies="t" text="t" shapetype="t"/>
+            <w10:anchorlock/>
+          </v:rect>
         </w:pict>
       </w:r>
     </w:p>
@@ -13234,13 +13382,15 @@
       </w:pPr>
       <w:r>
         <w:rPr>
-          <w:rFonts w:ascii="Times New Roman" w:eastAsia="Times New Roman" w:hAnsi="Times New Roman" w:cs="Times New Roman"/>
           <w:noProof/>
-          <w:kern w:val="0"/>
-          <w:lang w:eastAsia="en-GB"/>
-        </w:rPr>
-        <w:pict w14:anchorId="2BFD6942">
-          <v:rect id="_x0000_i1026" style="width:0;height:1.5pt" o:hralign="center" o:hrstd="t" o:hr="t" fillcolor="#a0a0a0" stroked="f"/>
+        </w:rPr>
+      </w:r>
+      <w:r>
+        <w:pict w14:anchorId="581BC6C3">
+          <v:rect id="Horizontal Line 12" o:spid="_x0000_s1026" style="width:451.3pt;height:1.1pt;visibility:visible;mso-wrap-style:square;mso-left-percent:-10001;mso-top-percent:-10001;mso-position-horizontal:absolute;mso-position-horizontal-relative:char;mso-position-vertical:absolute;mso-position-vertical-relative:line;mso-left-percent:-10001;mso-top-percent:-10001;v-text-anchor:top" o:gfxdata="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" filled="f">
+            <o:lock v:ext="edit" rotation="t" aspectratio="t" verticies="t" text="t" shapetype="t"/>
+            <w10:anchorlock/>
+          </v:rect>
         </w:pict>
       </w:r>
     </w:p>
@@ -13520,8 +13670,8 @@
           <w:kern w:val="0"/>
           <w:lang w:eastAsia="en-GB"/>
         </w:rPr>
-        <w:pict w14:anchorId="4748ED6B">
-          <v:rect id="_x0000_i1025" style="width:0;height:1.5pt" o:hralign="center" o:hrstd="t" o:hr="t" fillcolor="#a0a0a0" stroked="f"/>
+        <w:pict w14:anchorId="1A238F8B">
+          <v:rect id="_x0000_i1025" alt="" style="width:451.3pt;height:.05pt;mso-width-percent:0;mso-height-percent:0;mso-width-percent:0;mso-height-percent:0" o:hralign="center" o:hrstd="t" o:hr="t" fillcolor="#a0a0a0" stroked="f"/>
         </w:pict>
       </w:r>
     </w:p>
